--- a/group4-manufacturing/Group4-Business-Project-Memo.docx
+++ b/group4-manufacturing/Group4-Business-Project-Memo.docx
@@ -396,7 +396,7 @@
                 <w:sz w:val="20"/>
                 <w:szCs w:val="20"/>
               </w:rPr>
-              <w:t xml:space="preserve">10 August 2026</w:t>
+              <w:t xml:space="preserve">Issued at project kickoff</w:t>
             </w:r>
           </w:p>
         </w:tc>

--- a/group4-manufacturing/Group4-Business-Project-Memo.docx
+++ b/group4-manufacturing/Group4-Business-Project-Memo.docx
@@ -779,7 +779,7 @@
           <w:sz w:val="22"/>
           <w:szCs w:val="22"/>
         </w:rPr>
-        <w:t xml:space="preserve">Budget covers fix + hardening only. Anything beyond (new dashboards, new features) will be rejected at review</w:t>
+        <w:t xml:space="preserve">Budget covers fix + hardening only. New features beyond the three incidents will be rejected at review – but the OEE dashboard page is not a new feature. It is what INC-1042 is about, and rebuilding it is inside this budget</w:t>
       </w:r>
     </w:p>
     <w:p>
